--- a/Design/acrme_technical_design_document.docx
+++ b/Design/acrme_technical_design_document.docx
@@ -1226,7 +1226,7 @@
         <w:t xml:space="preserve"> </w:t>
       </w:r>
       <w:r>
-        <w:t xml:space="preserve">ACRME does — capabilities, flows, states, and rules — traceable to Baseline v2.3. This TDD defines</w:t>
+        <w:t xml:space="preserve">ACRME does — capabilities, flows, states, and rules — traceable to Baseline v2.4. This TDD defines</w:t>
       </w:r>
       <w:r>
         <w:t xml:space="preserve"> </w:t>
@@ -4538,7 +4538,7 @@
         <w:pStyle w:val="FirstParagraph"/>
       </w:pPr>
       <w:r>
-        <w:t xml:space="preserve">The three v2.3-critical entities are</w:t>
+        <w:t xml:space="preserve">The three baseline-critical entities are</w:t>
       </w:r>
       <w:r>
         <w:t xml:space="preserve"> </w:t>
